--- a/generated/lawsuit.docx
+++ b/generated/lawsuit.docx
@@ -2,37 +2,361 @@
 <file path=word/document.xml><?xml version="1.0" encoding="utf-8"?>
 <w:document xmlns:wpc="http://schemas.microsoft.com/office/word/2010/wordprocessingCanvas" xmlns:mo="http://schemas.microsoft.com/office/mac/office/2008/main" xmlns:mc="http://schemas.openxmlformats.org/markup-compatibility/2006" xmlns:mv="urn:schemas-microsoft-com:mac:vml" xmlns:o="urn:schemas-microsoft-com:office:office" xmlns:r="http://schemas.openxmlformats.org/officeDocument/2006/relationships" xmlns:m="http://schemas.openxmlformats.org/officeDocument/2006/math" xmlns:v="urn:schemas-microsoft-com:vml" xmlns:wp14="http://schemas.microsoft.com/office/word/2010/wordprocessingDrawing" xmlns:wp="http://schemas.openxmlformats.org/drawingml/2006/wordprocessingDrawing" xmlns:w10="urn:schemas-microsoft-com:office:word" xmlns:w="http://schemas.openxmlformats.org/wordprocessingml/2006/main" xmlns:w14="http://schemas.microsoft.com/office/word/2010/wordml" xmlns:wpg="http://schemas.microsoft.com/office/word/2010/wordprocessingGroup" xmlns:wpi="http://schemas.microsoft.com/office/word/2010/wordprocessingInk" xmlns:wne="http://schemas.microsoft.com/office/word/2006/wordml" xmlns:wps="http://schemas.microsoft.com/office/word/2010/wordprocessingShape" mc:Ignorable="w14 wp14">
   <w:body>
-    <w:p/>
     <w:p>
       <w:r>
-        <w:t>ПОЗОВНА ЗАЯВА</w:t>
+        <w:t xml:space="preserve">ПОЗОВНА ЗАЯВА  </w:t>
       </w:r>
     </w:p>
-    <w:p/>
     <w:p>
       <w:r>
-        <w:t>До суду:</w:t>
+        <w:t xml:space="preserve">                  </w:t>
       </w:r>
     </w:p>
-    <w:p/>
     <w:p>
       <w:r>
-        <w:t>Позивач:</w:t>
+        <w:t xml:space="preserve">                 про відшкодування збитків, завданих затопленням квартири  </w:t>
       </w:r>
     </w:p>
-    <w:p/>
     <w:p>
       <w:r>
-        <w:t>Відповідач:</w:t>
+        <w:t xml:space="preserve">  </w:t>
       </w:r>
     </w:p>
-    <w:p/>
     <w:p>
       <w:r>
-        <w:t>Суть позову:</w:t>
+        <w:t xml:space="preserve">                                                                                                             </w:t>
       </w:r>
     </w:p>
-    <w:p/>
+    <w:p>
+      <w:r>
+        <w:t xml:space="preserve">До _________________________________  </w:t>
+      </w:r>
+    </w:p>
+    <w:p>
+      <w:r>
+        <w:t xml:space="preserve">(назва суду за місцем проживання відповідача)  </w:t>
+      </w:r>
+    </w:p>
+    <w:p>
+      <w:r>
+        <w:t xml:space="preserve">  </w:t>
+      </w:r>
+    </w:p>
+    <w:p>
+      <w:r>
+        <w:t xml:space="preserve">Від ___________________________________________________  </w:t>
+      </w:r>
+    </w:p>
+    <w:p>
+      <w:r>
+        <w:t xml:space="preserve">(ПІБ заявника)  </w:t>
+      </w:r>
+    </w:p>
+    <w:p>
+      <w:r>
+        <w:t xml:space="preserve">адреса: _______________________________________________  </w:t>
+      </w:r>
+    </w:p>
+    <w:p>
+      <w:r>
+        <w:t xml:space="preserve">телефон: _______________________________________________  </w:t>
+      </w:r>
+    </w:p>
+    <w:p>
+      <w:r>
+        <w:t xml:space="preserve">електронна пошта: ______________________________________  </w:t>
+      </w:r>
+    </w:p>
+    <w:p>
+      <w:r>
+        <w:t xml:space="preserve">  </w:t>
+      </w:r>
+    </w:p>
+    <w:p>
+      <w:r>
+        <w:t xml:space="preserve">                                                                                                           </w:t>
+      </w:r>
+    </w:p>
+    <w:p>
+      <w:r>
+        <w:t xml:space="preserve">                                         Опис обставин справи  </w:t>
+      </w:r>
+    </w:p>
+    <w:p>
+      <w:r>
+        <w:t xml:space="preserve">  </w:t>
+      </w:r>
+    </w:p>
+    <w:p>
+      <w:r>
+        <w:t xml:space="preserve">Я, ____________________________________________________, є власником квартири за адресою:  </w:t>
+      </w:r>
+    </w:p>
+    <w:p>
+      <w:r>
+        <w:t xml:space="preserve">______________________________________________________.  </w:t>
+      </w:r>
+    </w:p>
+    <w:p>
+      <w:r>
+        <w:t xml:space="preserve">___ (дата)___ року внаслідок затоплення, спричиненого незаконними діями мого сусіда  </w:t>
+      </w:r>
+    </w:p>
+    <w:p>
+      <w:r>
+        <w:t xml:space="preserve">Іваненка ______________________________________________________ (повне ім’я, адреса), сталася  </w:t>
+      </w:r>
+    </w:p>
+    <w:p>
+      <w:r>
+        <w:t xml:space="preserve">пошкодження майна, а саме: _____________________________ (перелік пошкодженого майна, опис збитків).  </w:t>
+      </w:r>
+    </w:p>
+    <w:p>
+      <w:r>
+        <w:t xml:space="preserve">  </w:t>
+      </w:r>
+    </w:p>
+    <w:p>
+      <w:r>
+        <w:t xml:space="preserve">Затоплення виникло через ________________________________________ (коротко викласти обставини -  </w:t>
+      </w:r>
+    </w:p>
+    <w:p>
+      <w:r>
+        <w:t xml:space="preserve">наприклад, прорив труби в квартирі сусіда, що він не усунув вчасно).  </w:t>
+      </w:r>
+    </w:p>
+    <w:p>
+      <w:r>
+        <w:t xml:space="preserve">  </w:t>
+      </w:r>
+    </w:p>
+    <w:p>
+      <w:r>
+        <w:t xml:space="preserve">Я звертався(-лась) до відповідача з проханням добровільно відшкодувати завдані збитки,  </w:t>
+      </w:r>
+    </w:p>
+    <w:p>
+      <w:r>
+        <w:t xml:space="preserve">проте реальних заходів для їх відшкодування не вжито.  </w:t>
+      </w:r>
+    </w:p>
+    <w:p>
+      <w:r>
+        <w:t xml:space="preserve">  </w:t>
+      </w:r>
+    </w:p>
+    <w:p>
+      <w:r>
+        <w:t xml:space="preserve">  </w:t>
+      </w:r>
+    </w:p>
+    <w:p>
+      <w:r>
+        <w:t xml:space="preserve">                                         Правове обґрунтування  </w:t>
+      </w:r>
+    </w:p>
+    <w:p>
+      <w:r>
+        <w:t xml:space="preserve">  </w:t>
+      </w:r>
+    </w:p>
+    <w:p>
+      <w:r>
+        <w:t xml:space="preserve">Відповідно до статті 1166 Цивільного кодексу України, особа, яка своєю дією або  </w:t>
+      </w:r>
+    </w:p>
+    <w:p>
+      <w:r>
+        <w:t xml:space="preserve">бездіяльністю заподіяла шкоду майну іншої особи, зобов’язана відшкодувати завдані збитки.  </w:t>
+      </w:r>
+    </w:p>
+    <w:p>
+      <w:r>
+        <w:t xml:space="preserve">  </w:t>
+      </w:r>
+    </w:p>
+    <w:p>
+      <w:r>
+        <w:t xml:space="preserve">Відповідно до статті 233 Цивільного кодексу України, при експлуатації будинку, приміщень та  </w:t>
+      </w:r>
+    </w:p>
+    <w:p>
+      <w:r>
+        <w:t xml:space="preserve">інженерних систем необхідно дотримуватися правил та норм, що запобігають шкоді третім особам.  </w:t>
+      </w:r>
+    </w:p>
+    <w:p>
+      <w:r>
+        <w:t xml:space="preserve">  </w:t>
+      </w:r>
+    </w:p>
+    <w:p>
+      <w:r>
+        <w:t xml:space="preserve">За статтею 22 Закону України «Про житлово-комунальні послуги» № 994-XIV від 24.06.2004,  </w:t>
+      </w:r>
+    </w:p>
+    <w:p>
+      <w:r>
+        <w:t xml:space="preserve">споживачі послуг зобов’язані дотримуватися правил користування житловими приміщеннями,  </w:t>
+      </w:r>
+    </w:p>
+    <w:p>
+      <w:r>
+        <w:t xml:space="preserve">що передбачає своєчасне усунення несправностей, які можуть призвести до шкоди майну інших.  </w:t>
+      </w:r>
+    </w:p>
+    <w:p>
+      <w:r>
+        <w:t xml:space="preserve">  </w:t>
+      </w:r>
+    </w:p>
+    <w:p>
+      <w:r>
+        <w:t xml:space="preserve">  </w:t>
+      </w:r>
+    </w:p>
+    <w:p>
+      <w:r>
+        <w:t xml:space="preserve">                                                ПРОШУ:  </w:t>
+      </w:r>
+    </w:p>
+    <w:p>
+      <w:r>
+        <w:t xml:space="preserve">  </w:t>
+      </w:r>
+    </w:p>
+    <w:p>
+      <w:r>
+        <w:t xml:space="preserve">1. Визнати Іваненка ___________________________________________________  </w:t>
+      </w:r>
+    </w:p>
+    <w:p>
+      <w:r>
+        <w:t xml:space="preserve">                  (прізвище, ім’я, по батькові відповідача)  </w:t>
+      </w:r>
+    </w:p>
+    <w:p>
+      <w:r>
+        <w:t xml:space="preserve">винним у заподіянні шкоди шляхом затоплення квартири ___________________________________________________  </w:t>
+      </w:r>
+    </w:p>
+    <w:p>
+      <w:r>
+        <w:t xml:space="preserve">(власника позивача, його адреса).  </w:t>
+      </w:r>
+    </w:p>
+    <w:p>
+      <w:r>
+        <w:t xml:space="preserve">  </w:t>
+      </w:r>
+    </w:p>
+    <w:p>
+      <w:r>
+        <w:t xml:space="preserve">2. Зобов’язати Іваненка ___________________________________________________  </w:t>
+      </w:r>
+    </w:p>
+    <w:p>
+      <w:r>
+        <w:t xml:space="preserve">вiдшкодувати майнову шкоду в сумі ____________ грн, завдану затопленням моєї квартири.  </w:t>
+      </w:r>
+    </w:p>
+    <w:p>
+      <w:r>
+        <w:t xml:space="preserve">  </w:t>
+      </w:r>
+    </w:p>
+    <w:p>
+      <w:r>
+        <w:t xml:space="preserve">3. Стягнути з Іваненка ___________________________________________________  </w:t>
+      </w:r>
+    </w:p>
+    <w:p>
+      <w:r>
+        <w:t xml:space="preserve">судові витрати, пов’язані з розглядом даної справи.  </w:t>
+      </w:r>
+    </w:p>
+    <w:p>
+      <w:r>
+        <w:t xml:space="preserve">  </w:t>
+      </w:r>
+    </w:p>
+    <w:p>
+      <w:r>
+        <w:t xml:space="preserve">4. Провести експертизу для визначення розміру завданих збитків (за потреби).  </w:t>
+      </w:r>
+    </w:p>
+    <w:p>
+      <w:r>
+        <w:t xml:space="preserve">  </w:t>
+      </w:r>
+    </w:p>
+    <w:p>
+      <w:r>
+        <w:t xml:space="preserve">  </w:t>
+      </w:r>
+    </w:p>
+    <w:p>
+      <w:r>
+        <w:t xml:space="preserve">                                              Додатки:  </w:t>
+      </w:r>
+    </w:p>
+    <w:p>
+      <w:r>
+        <w:t xml:space="preserve">  </w:t>
+      </w:r>
+    </w:p>
+    <w:p>
+      <w:r>
+        <w:t xml:space="preserve">1. Копія правовстановлюючих документів на квартиру позивача;  </w:t>
+      </w:r>
+    </w:p>
+    <w:p>
+      <w:r>
+        <w:t xml:space="preserve">2. Акти та висновки спеціалістів (якщо є);  </w:t>
+      </w:r>
+    </w:p>
+    <w:p>
+      <w:r>
+        <w:t xml:space="preserve">3. Копії звернень до відповідача з вимогою відшкодувати збитки;  </w:t>
+      </w:r>
+    </w:p>
+    <w:p>
+      <w:r>
+        <w:t xml:space="preserve">4. Квитанції про сплату судового збору;  </w:t>
+      </w:r>
+    </w:p>
+    <w:p>
+      <w:r>
+        <w:t xml:space="preserve">5. Інші документи, що підтверджують обставини справи.  </w:t>
+      </w:r>
+    </w:p>
+    <w:p>
+      <w:r>
+        <w:t xml:space="preserve">  </w:t>
+      </w:r>
+    </w:p>
+    <w:p>
+      <w:r>
+        <w:t xml:space="preserve">                                                                                               «___» ____________ 20__ р.  </w:t>
+      </w:r>
+    </w:p>
+    <w:p>
+      <w:r>
+        <w:t xml:space="preserve">  </w:t>
+      </w:r>
+    </w:p>
+    <w:p>
+      <w:r>
+        <w:t xml:space="preserve">                                                                                                     ______________________  </w:t>
+      </w:r>
+    </w:p>
+    <w:p>
+      <w:r>
+        <w:t xml:space="preserve">                                                                                                     (підпис позивача)</w:t>
+      </w:r>
+    </w:p>
     <w:sectPr>
       <w:pgSz w:w="12240" w:h="15840"/>
       <w:pgMar w:top="1440" w:right="1800" w:bottom="1440" w:left="1800" w:header="720" w:footer="720" w:gutter="0"/>
